--- a/proyecto1-scheduling/docs/Proyecto1_Simulador_Scheduling_IEEE.docx
+++ b/proyecto1-scheduling/docs/Proyecto1_Simulador_Scheduling_IEEE.docx
@@ -8973,7 +8973,7 @@
         <w:jc w:val="both"/>
       </w:pPr>
       <w:r>
-        <w:t>Autoevaluación conforme a la rúbrica institucional (Excelente = 4, Competente = 3, En desarrollo = 2, Insuficiente = 1), con evidencia verificable en el repositorio. La Tabla 6 recoge las siete características evaluadas.</w:t>
+        <w:t>Autoevaluación conforme a la rúbrica institucional (Excelente = 4, Competente = 3, En desarrollo = 2, Insuficiente = 1), con evidencia verificable en el repositorio. La Tabla 6 recoge las cinco características evaluadas.</w:t>
       </w:r>
     </w:p>
     <w:p>
@@ -9156,19 +9156,7 @@
                 <w:sz w:val="15"/>
                 <w:szCs w:val="15"/>
               </w:rPr>
-              <w:t>Adecuación</w:t>
-            </w:r>
-          </w:p>
-          <w:p>
-            <w:pPr>
-              <w:spacing w:line="200" w:lineRule="auto"/>
-            </w:pPr>
-            <w:r>
-              <w:rPr>
-                <w:sz w:val="15"/>
-                <w:szCs w:val="15"/>
-              </w:rPr>
-              <w:t>funcional</w:t>
+              <w:t>Rendimiento</w:t>
             </w:r>
           </w:p>
         </w:tc>
@@ -9228,7 +9216,39 @@
                 <w:sz w:val="15"/>
                 <w:szCs w:val="15"/>
               </w:rPr>
-              <w:t xml:space="preserve">Los ocho objetivos específicos de la Sección 2.3 están implementados y sus salidas versionadas en </w:t>
+              <w:t xml:space="preserve">Ambos algoritmos son </w:t>
+            </w:r>
+            <w:proofErr w:type="gramStart"/>
+            <w:r>
+              <w:rPr>
+                <w:sz w:val="15"/>
+                <w:szCs w:val="15"/>
+              </w:rPr>
+              <w:t>O(</w:t>
+            </w:r>
+            <w:proofErr w:type="gramEnd"/>
+            <w:r>
+              <w:rPr>
+                <w:sz w:val="15"/>
+                <w:szCs w:val="15"/>
+              </w:rPr>
+              <w:t xml:space="preserve">n log n) por el ordenamiento inicial; la simulación de RR es </w:t>
+            </w:r>
+            <w:proofErr w:type="gramStart"/>
+            <w:r>
+              <w:rPr>
+                <w:sz w:val="15"/>
+                <w:szCs w:val="15"/>
+              </w:rPr>
+              <w:t>O(</w:t>
+            </w:r>
+            <w:proofErr w:type="gramEnd"/>
+            <w:r>
+              <w:rPr>
+                <w:sz w:val="15"/>
+                <w:szCs w:val="15"/>
+              </w:rPr>
+              <w:t xml:space="preserve">suma de ráfagas / q). Tiempo real medido: 0.135 s (10 procesos) y 0.077 s (50). Se comparó el efecto del quantum sobre espera, retorno y número de turnos en dos </w:t>
             </w:r>
             <w:proofErr w:type="spellStart"/>
             <w:r>
@@ -9236,7 +9256,7 @@
                 <w:sz w:val="15"/>
                 <w:szCs w:val="15"/>
               </w:rPr>
-              <w:t>results</w:t>
+              <w:t>datasets</w:t>
             </w:r>
             <w:proofErr w:type="spellEnd"/>
             <w:r>
@@ -9244,7 +9264,7 @@
                 <w:sz w:val="15"/>
                 <w:szCs w:val="15"/>
               </w:rPr>
-              <w:t>/. Los dos algoritmos, ambas métricas, la utilización de CPU y el Gantt se ejercitan en cada corrida.</w:t>
+              <w:t xml:space="preserve"> (Tablas 4 y 5).</w:t>
             </w:r>
           </w:p>
         </w:tc>
@@ -9282,19 +9302,7 @@
                 <w:sz w:val="15"/>
                 <w:szCs w:val="15"/>
               </w:rPr>
-              <w:t>Eficiencia de</w:t>
-            </w:r>
-          </w:p>
-          <w:p>
-            <w:pPr>
-              <w:spacing w:line="200" w:lineRule="auto"/>
-            </w:pPr>
-            <w:r>
-              <w:rPr>
-                <w:sz w:val="15"/>
-                <w:szCs w:val="15"/>
-              </w:rPr>
-              <w:t>desempeño</w:t>
+              <w:t>Fiabilidad</w:t>
             </w:r>
           </w:p>
         </w:tc>
@@ -9354,39 +9362,41 @@
                 <w:sz w:val="15"/>
                 <w:szCs w:val="15"/>
               </w:rPr>
-              <w:t xml:space="preserve">Ambos algoritmos son </w:t>
-            </w:r>
+              <w:t>Lector.cpp maneja cuatro condiciones de error: archivo inexistente (</w:t>
+            </w:r>
+            <w:proofErr w:type="spellStart"/>
             <w:proofErr w:type="gramStart"/>
             <w:r>
               <w:rPr>
                 <w:sz w:val="15"/>
                 <w:szCs w:val="15"/>
               </w:rPr>
-              <w:t>O(</w:t>
-            </w:r>
+              <w:t>std</w:t>
+            </w:r>
+            <w:proofErr w:type="spellEnd"/>
+            <w:r>
+              <w:rPr>
+                <w:sz w:val="15"/>
+                <w:szCs w:val="15"/>
+              </w:rPr>
+              <w:t>::</w:t>
+            </w:r>
+            <w:proofErr w:type="spellStart"/>
             <w:proofErr w:type="gramEnd"/>
             <w:r>
               <w:rPr>
                 <w:sz w:val="15"/>
                 <w:szCs w:val="15"/>
               </w:rPr>
-              <w:t xml:space="preserve">n log n) por el ordenamiento inicial; la simulación de RR es </w:t>
-            </w:r>
-            <w:proofErr w:type="gramStart"/>
-            <w:r>
-              <w:rPr>
-                <w:sz w:val="15"/>
-                <w:szCs w:val="15"/>
-              </w:rPr>
-              <w:t>O(</w:t>
-            </w:r>
-            <w:proofErr w:type="gramEnd"/>
-            <w:r>
-              <w:rPr>
-                <w:sz w:val="15"/>
-                <w:szCs w:val="15"/>
-              </w:rPr>
-              <w:t xml:space="preserve">suma de ráfagas / q). Tiempo real medido: 0.135 s (10 procesos) y 0.077 s (50). Se comparó el efecto del quantum sobre espera, retorno y número de turnos en dos </w:t>
+              <w:t>runtime_error</w:t>
+            </w:r>
+            <w:proofErr w:type="spellEnd"/>
+            <w:r>
+              <w:rPr>
+                <w:sz w:val="15"/>
+                <w:szCs w:val="15"/>
+              </w:rPr>
+              <w:t xml:space="preserve">), campos faltantes, campos no numéricos y valores semánticamente inválidos. Verificado con data/procesos_errores.txt, que descarta tres líneas inválidas y simula correctamente con las dos restantes. El </w:t>
             </w:r>
             <w:proofErr w:type="spellStart"/>
             <w:r>
@@ -9394,7 +9404,7 @@
                 <w:sz w:val="15"/>
                 <w:szCs w:val="15"/>
               </w:rPr>
-              <w:t>datasets</w:t>
+              <w:t>dataset</w:t>
             </w:r>
             <w:proofErr w:type="spellEnd"/>
             <w:r>
@@ -9402,7 +9412,7 @@
                 <w:sz w:val="15"/>
                 <w:szCs w:val="15"/>
               </w:rPr>
-              <w:t xml:space="preserve"> (Tablas 4 y 5).</w:t>
+              <w:t xml:space="preserve"> extendido usa semilla fija, garantizando reproducibilidad.</w:t>
             </w:r>
           </w:p>
         </w:tc>
@@ -9440,7 +9450,7 @@
                 <w:sz w:val="15"/>
                 <w:szCs w:val="15"/>
               </w:rPr>
-              <w:t>Fiabilidad</w:t>
+              <w:t>Usabilidad</w:t>
             </w:r>
           </w:p>
         </w:tc>
@@ -9470,7 +9480,7 @@
                 <w:sz w:val="15"/>
                 <w:szCs w:val="15"/>
               </w:rPr>
-              <w:t>4</w:t>
+              <w:t>3</w:t>
             </w:r>
           </w:p>
         </w:tc>
@@ -9500,7 +9510,7 @@
                 <w:sz w:val="15"/>
                 <w:szCs w:val="15"/>
               </w:rPr>
-              <w:t>Lector.cpp maneja cuatro condiciones de error: archivo inexistente (</w:t>
+              <w:t xml:space="preserve">La interfaz de consola valida el número de argumentos e imprime un mensaje de uso con código de salida 1. No obstante, no ofrece ayuda extendida, no valida que el quantum sea positivo antes de usarlo, y </w:t>
             </w:r>
             <w:proofErr w:type="spellStart"/>
             <w:proofErr w:type="gramStart"/>
@@ -9526,7 +9536,7 @@
                 <w:sz w:val="15"/>
                 <w:szCs w:val="15"/>
               </w:rPr>
-              <w:t>runtime_error</w:t>
+              <w:t>stoi</w:t>
             </w:r>
             <w:proofErr w:type="spellEnd"/>
             <w:r>
@@ -9534,23 +9544,7 @@
                 <w:sz w:val="15"/>
                 <w:szCs w:val="15"/>
               </w:rPr>
-              <w:t xml:space="preserve">), campos faltantes, campos no numéricos y valores semánticamente inválidos. Verificado con data/procesos_errores.txt, que descarta tres líneas inválidas y simula correctamente con las dos restantes. El </w:t>
-            </w:r>
-            <w:proofErr w:type="spellStart"/>
-            <w:r>
-              <w:rPr>
-                <w:sz w:val="15"/>
-                <w:szCs w:val="15"/>
-              </w:rPr>
-              <w:t>dataset</w:t>
-            </w:r>
-            <w:proofErr w:type="spellEnd"/>
-            <w:r>
-              <w:rPr>
-                <w:sz w:val="15"/>
-                <w:szCs w:val="15"/>
-              </w:rPr>
-              <w:t xml:space="preserve"> extendido usa semilla fija, garantizando reproducibilidad.</w:t>
+              <w:t xml:space="preserve"> sobre un quantum no numérico lanza una excepción no capturada. Es funcional pero mínima.</w:t>
             </w:r>
           </w:p>
         </w:tc>
@@ -9588,7 +9582,7 @@
                 <w:sz w:val="15"/>
                 <w:szCs w:val="15"/>
               </w:rPr>
-              <w:t>Usabilidad</w:t>
+              <w:t>Compatibilidad</w:t>
             </w:r>
           </w:p>
         </w:tc>
@@ -9648,41 +9642,7 @@
                 <w:sz w:val="15"/>
                 <w:szCs w:val="15"/>
               </w:rPr>
-              <w:t xml:space="preserve">La interfaz de consola valida el número de argumentos e imprime un mensaje de uso con código de salida 1. No obstante, no ofrece ayuda extendida, no valida que el quantum sea positivo antes de usarlo, y </w:t>
-            </w:r>
-            <w:proofErr w:type="spellStart"/>
-            <w:proofErr w:type="gramStart"/>
-            <w:r>
-              <w:rPr>
-                <w:sz w:val="15"/>
-                <w:szCs w:val="15"/>
-              </w:rPr>
-              <w:t>std</w:t>
-            </w:r>
-            <w:proofErr w:type="spellEnd"/>
-            <w:r>
-              <w:rPr>
-                <w:sz w:val="15"/>
-                <w:szCs w:val="15"/>
-              </w:rPr>
-              <w:t>::</w:t>
-            </w:r>
-            <w:proofErr w:type="spellStart"/>
-            <w:proofErr w:type="gramEnd"/>
-            <w:r>
-              <w:rPr>
-                <w:sz w:val="15"/>
-                <w:szCs w:val="15"/>
-              </w:rPr>
-              <w:t>stoi</w:t>
-            </w:r>
-            <w:proofErr w:type="spellEnd"/>
-            <w:r>
-              <w:rPr>
-                <w:sz w:val="15"/>
-                <w:szCs w:val="15"/>
-              </w:rPr>
-              <w:t xml:space="preserve"> sobre un quantum no numérico lanza una excepción no capturada. Es funcional pero mínima.</w:t>
+              <w:t>El código emplea únicamente la biblioteca estándar de C++17, sin llamadas específicas de plataforma ni dependencias externas. Compila sin advertencias bajo -Wall. La compatibilidad con Windows se argumenta por ausencia de dependencias, pero no fue verificada directamente en esa plataforma.</w:t>
             </w:r>
           </w:p>
         </w:tc>
@@ -9720,7 +9680,7 @@
                 <w:sz w:val="15"/>
                 <w:szCs w:val="15"/>
               </w:rPr>
-              <w:t>Compatibilidad</w:t>
+              <w:t>Mantenibilidad</w:t>
             </w:r>
           </w:p>
         </w:tc>
@@ -9750,7 +9710,7 @@
                 <w:sz w:val="15"/>
                 <w:szCs w:val="15"/>
               </w:rPr>
-              <w:t>3</w:t>
+              <w:t>4</w:t>
             </w:r>
           </w:p>
         </w:tc>
@@ -9780,104 +9740,6 @@
                 <w:sz w:val="15"/>
                 <w:szCs w:val="15"/>
               </w:rPr>
-              <w:t>El código emplea únicamente la biblioteca estándar de C++17, sin llamadas específicas de plataforma ni dependencias externas. Compila sin advertencias bajo -Wall. La compatibilidad con Windows se argumenta por ausencia de dependencias, pero no fue verificada directamente en esa plataforma.</w:t>
-            </w:r>
-          </w:p>
-        </w:tc>
-      </w:tr>
-      <w:tr>
-        <w:tblPrEx>
-          <w:tblCellMar>
-            <w:top w:w="0" w:type="dxa"/>
-            <w:bottom w:w="0" w:type="dxa"/>
-          </w:tblCellMar>
-        </w:tblPrEx>
-        <w:tc>
-          <w:tcPr>
-            <w:tcW w:w="1100" w:type="dxa"/>
-            <w:tcBorders>
-              <w:top w:val="none" w:sz="0" w:space="0" w:color="FFFFFF"/>
-              <w:left w:val="none" w:sz="0" w:space="0" w:color="FFFFFF"/>
-              <w:bottom w:val="none" w:sz="0" w:space="0" w:color="FFFFFF"/>
-              <w:right w:val="none" w:sz="0" w:space="0" w:color="FFFFFF"/>
-            </w:tcBorders>
-            <w:tcMar>
-              <w:top w:w="30" w:type="dxa"/>
-              <w:left w:w="60" w:type="dxa"/>
-              <w:bottom w:w="30" w:type="dxa"/>
-              <w:right w:w="60" w:type="dxa"/>
-            </w:tcMar>
-            <w:vAlign w:val="center"/>
-          </w:tcPr>
-          <w:p>
-            <w:pPr>
-              <w:spacing w:line="200" w:lineRule="auto"/>
-            </w:pPr>
-            <w:r>
-              <w:rPr>
-                <w:sz w:val="15"/>
-                <w:szCs w:val="15"/>
-              </w:rPr>
-              <w:t>Mantenibilidad</w:t>
-            </w:r>
-          </w:p>
-        </w:tc>
-        <w:tc>
-          <w:tcPr>
-            <w:tcW w:w="470" w:type="dxa"/>
-            <w:tcBorders>
-              <w:top w:val="none" w:sz="0" w:space="0" w:color="FFFFFF"/>
-              <w:left w:val="none" w:sz="0" w:space="0" w:color="FFFFFF"/>
-              <w:bottom w:val="none" w:sz="0" w:space="0" w:color="FFFFFF"/>
-              <w:right w:val="none" w:sz="0" w:space="0" w:color="FFFFFF"/>
-            </w:tcBorders>
-            <w:tcMar>
-              <w:top w:w="30" w:type="dxa"/>
-              <w:left w:w="60" w:type="dxa"/>
-              <w:bottom w:w="30" w:type="dxa"/>
-              <w:right w:w="60" w:type="dxa"/>
-            </w:tcMar>
-            <w:vAlign w:val="center"/>
-          </w:tcPr>
-          <w:p>
-            <w:pPr>
-              <w:spacing w:line="200" w:lineRule="auto"/>
-            </w:pPr>
-            <w:r>
-              <w:rPr>
-                <w:sz w:val="15"/>
-                <w:szCs w:val="15"/>
-              </w:rPr>
-              <w:t>4</w:t>
-            </w:r>
-          </w:p>
-        </w:tc>
-        <w:tc>
-          <w:tcPr>
-            <w:tcW w:w="3293" w:type="dxa"/>
-            <w:tcBorders>
-              <w:top w:val="none" w:sz="0" w:space="0" w:color="FFFFFF"/>
-              <w:left w:val="none" w:sz="0" w:space="0" w:color="FFFFFF"/>
-              <w:bottom w:val="none" w:sz="0" w:space="0" w:color="FFFFFF"/>
-              <w:right w:val="none" w:sz="0" w:space="0" w:color="FFFFFF"/>
-            </w:tcBorders>
-            <w:tcMar>
-              <w:top w:w="30" w:type="dxa"/>
-              <w:left w:w="60" w:type="dxa"/>
-              <w:bottom w:w="30" w:type="dxa"/>
-              <w:right w:w="60" w:type="dxa"/>
-            </w:tcMar>
-            <w:vAlign w:val="center"/>
-          </w:tcPr>
-          <w:p>
-            <w:pPr>
-              <w:spacing w:line="200" w:lineRule="auto"/>
-            </w:pPr>
-            <w:r>
-              <w:rPr>
-                <w:sz w:val="15"/>
-                <w:szCs w:val="15"/>
-              </w:rPr>
               <w:t>363 líneas repartidas en 13 archivos, con una única responsabilidad por módulo y un tipo de resultado compartido (</w:t>
             </w:r>
             <w:proofErr w:type="spellStart"/>
@@ -9911,120 +9773,6 @@
                 <w:szCs w:val="15"/>
               </w:rPr>
               <w:t xml:space="preserve"> ni Gantt.</w:t>
-            </w:r>
-          </w:p>
-        </w:tc>
-      </w:tr>
-      <w:tr>
-        <w:tblPrEx>
-          <w:tblCellMar>
-            <w:top w:w="0" w:type="dxa"/>
-            <w:bottom w:w="0" w:type="dxa"/>
-          </w:tblCellMar>
-        </w:tblPrEx>
-        <w:tc>
-          <w:tcPr>
-            <w:tcW w:w="1100" w:type="dxa"/>
-            <w:tcBorders>
-              <w:top w:val="none" w:sz="0" w:space="0" w:color="FFFFFF"/>
-              <w:left w:val="none" w:sz="0" w:space="0" w:color="FFFFFF"/>
-              <w:bottom w:val="single" w:sz="8" w:space="0" w:color="000000"/>
-              <w:right w:val="none" w:sz="0" w:space="0" w:color="FFFFFF"/>
-            </w:tcBorders>
-            <w:tcMar>
-              <w:top w:w="30" w:type="dxa"/>
-              <w:left w:w="60" w:type="dxa"/>
-              <w:bottom w:w="30" w:type="dxa"/>
-              <w:right w:w="60" w:type="dxa"/>
-            </w:tcMar>
-            <w:vAlign w:val="center"/>
-          </w:tcPr>
-          <w:p>
-            <w:pPr>
-              <w:spacing w:line="200" w:lineRule="auto"/>
-            </w:pPr>
-            <w:r>
-              <w:rPr>
-                <w:sz w:val="15"/>
-                <w:szCs w:val="15"/>
-              </w:rPr>
-              <w:t>Portabilidad</w:t>
-            </w:r>
-          </w:p>
-        </w:tc>
-        <w:tc>
-          <w:tcPr>
-            <w:tcW w:w="470" w:type="dxa"/>
-            <w:tcBorders>
-              <w:top w:val="none" w:sz="0" w:space="0" w:color="FFFFFF"/>
-              <w:left w:val="none" w:sz="0" w:space="0" w:color="FFFFFF"/>
-              <w:bottom w:val="single" w:sz="8" w:space="0" w:color="000000"/>
-              <w:right w:val="none" w:sz="0" w:space="0" w:color="FFFFFF"/>
-            </w:tcBorders>
-            <w:tcMar>
-              <w:top w:w="30" w:type="dxa"/>
-              <w:left w:w="60" w:type="dxa"/>
-              <w:bottom w:w="30" w:type="dxa"/>
-              <w:right w:w="60" w:type="dxa"/>
-            </w:tcMar>
-            <w:vAlign w:val="center"/>
-          </w:tcPr>
-          <w:p>
-            <w:pPr>
-              <w:spacing w:line="200" w:lineRule="auto"/>
-            </w:pPr>
-            <w:r>
-              <w:rPr>
-                <w:sz w:val="15"/>
-                <w:szCs w:val="15"/>
-              </w:rPr>
-              <w:t>3</w:t>
-            </w:r>
-          </w:p>
-        </w:tc>
-        <w:tc>
-          <w:tcPr>
-            <w:tcW w:w="3293" w:type="dxa"/>
-            <w:tcBorders>
-              <w:top w:val="none" w:sz="0" w:space="0" w:color="FFFFFF"/>
-              <w:left w:val="none" w:sz="0" w:space="0" w:color="FFFFFF"/>
-              <w:bottom w:val="single" w:sz="8" w:space="0" w:color="000000"/>
-              <w:right w:val="none" w:sz="0" w:space="0" w:color="FFFFFF"/>
-            </w:tcBorders>
-            <w:tcMar>
-              <w:top w:w="30" w:type="dxa"/>
-              <w:left w:w="60" w:type="dxa"/>
-              <w:bottom w:w="30" w:type="dxa"/>
-              <w:right w:w="60" w:type="dxa"/>
-            </w:tcMar>
-            <w:vAlign w:val="center"/>
-          </w:tcPr>
-          <w:p>
-            <w:pPr>
-              <w:spacing w:line="200" w:lineRule="auto"/>
-            </w:pPr>
-            <w:r>
-              <w:rPr>
-                <w:sz w:val="15"/>
-                <w:szCs w:val="15"/>
-              </w:rPr>
-              <w:t xml:space="preserve">El proyecto se compila con </w:t>
-            </w:r>
-            <w:proofErr w:type="spellStart"/>
-            <w:r>
-              <w:rPr>
-                <w:sz w:val="15"/>
-                <w:szCs w:val="15"/>
-              </w:rPr>
-              <w:t>make</w:t>
-            </w:r>
-            <w:proofErr w:type="spellEnd"/>
-            <w:r>
-              <w:rPr>
-                <w:sz w:val="15"/>
-                <w:szCs w:val="15"/>
-              </w:rPr>
-              <w:t xml:space="preserve"> o con una sola invocación de g++, sin configuración adicional. Se verificó que compila y produce resultados idénticos bajo dos versiones distintas de compilador, lo que confirma el determinismo del modelo. No se distribuye binario ni script de instalación.</w:t>
             </w:r>
           </w:p>
         </w:tc>
@@ -10037,7 +9785,7 @@
       </w:pPr>
       <w:r>
         <w:lastRenderedPageBreak/>
-        <w:t>Las tres calificaciones de 3 corresponden a limitaciones reales y verificables, no a modestia retórica: la validación incompleta del argumento de quantum, la falta de verificación en Windows y la ausencia de empaquetado son deficiencias concretas y corregibles.</w:t>
+        <w:t>Las dos calificaciones de 3 corresponden a limitaciones reales y verificables, no a modestia retórica: la validación incompleta del argumento de quantum y la falta de verificación en Windows son deficiencias concretas y corregibles.</w:t>
       </w:r>
     </w:p>
     <w:p>
